--- a/SRS/August112026/Native Spec-Kit Execution Environment & AI Agent Integration Architecture.docx
+++ b/SRS/August112026/Native Spec-Kit Execution Environment & AI Agent Integration Architecture.docx
@@ -212,6 +212,11 @@
     </w:p>
     <w:p>
       <w:r>
+        <w:t xml:space="preserve">Clarification - 2026-08-25 (Constitution XII, PMI-DOC-004 v2.0 section 6.22). Separability is a requirement on ADAPTERS, not a licence for untracked execution. The registration contract itself is not optional: an adapter that cannot register a governed execution is not an approved integration, and no execution surface is privileged over another. Neutrality about WHERE a command runs is absolute; so is the requirement THAT it is recorded. See BR-0196 and BR-0133.</w:t>
+      </w:r>
+    </w:p>
+    <w:p>
+      <w:r>
         <w:pict w14:anchorId="3011D208">
           <v:rect id="_x0000_i1206" style="width:0;height:1.5pt" o:hralign="center" o:hrstd="t" o:hr="t" fillcolor="#a0a0a0" stroked="f"/>
         </w:pict>
@@ -2064,6 +2069,11 @@
     <w:p>
       <w:r>
         <w:t>The architecture must support developers optionally using their preferred IDE while PMI Studio retains server-side governance.</w:t>
+      </w:r>
+    </w:p>
+    <w:p>
+      <w:r>
+        <w:t xml:space="preserve">Clarification - 2026-08-25. This prose is now a testable requirement: BR-0132 (PMI-DOC-004 v2.0), raised from MAY to SHALL and owned by EPIC-037. The controlled local connector SHALL register every governed execution through the universal execution contract, and SHALL NOT permit a governed command to complete unregistered except under the provisional-offline provisions.</w:t>
       </w:r>
     </w:p>
     <w:p>
